--- a/docs/eriksen_et_al_2026/eriksen_et_al_2026_supplementary_appendix_a.docx
+++ b/docs/eriksen_et_al_2026/eriksen_et_al_2026_supplementary_appendix_a.docx
@@ -1637,7 +1637,7 @@
       </w:ins>
       <w:ins w:id="9641" w:author="Albert Kwame Osei-Owusu" w:date="2026-09-12T09:00:00Z">
         <w:r>
-          <w:t xml:space="preserve">The reference year is treated as a comparison rather than as a series. Running the same code for 2016, 2019 and 2022 shows how much of the answer depends on the vintage of the underlying accounts, which is a property worth measuring; it does not produce a time series, because the 2022 run uses a different background table from the other two and because EXIOBASE version 3.8.2's Danish health block is not usable for 2018 and 2019. The three results, and a decomposition of the difference between them, are reported under Reference years and the background model below. Expenditure is expressed in the price system of its own year in each case, so no deflator is applied and no assumption about price inflation enters the estimate.</w:t>
+          <w:t xml:space="preserve">The reference year is treated as a comparison rather than as a series. Running the same code for 2016, 2019 and 2022 shows how much of the answer depends on the vintage of the underlying accounts, which is a property worth measuring; it does not produce a time series, because the 2022 run uses a different background table from the other two, and because the 2019 table reports the Danish health industry at less than half its national-accounts size, so the 2019 run has to borrow the 2016 table. The three results, and a decomposition of the difference between them, are reported under Reference years and the background model below. Expenditure is expressed in the price system of its own year in each case, so no deflator is applied and no assumption about price inflation enters the estimate.</w:t>
         </w:r>
       </w:ins>
     </w:p>
@@ -18862,7 +18862,7 @@
             <w:szCs w:val="20"/>
             <w:lang w:val="en-GB"/>
           </w:rPr>
-          <w:t xml:space="preserve">The study's analysis year is 2022. The same code was run for 2016 and 2019 so that the sensitivity of the answer to the reference year could be seen, but the three results are a comparison and not a time series, for two reasons. First, EXIOBASE version 3.8.2's Danish health block is not usable for 2018 and 2019: the industry's output and its intermediate structure depart from the Danish national accounts in those two years by a margin that would dominate any difference of interest. The 2019 run therefore uses the 2016 background, as does the 2016 run. Second, the 2022 run uses the 2022 background, so the step from 2019 to 2022 changes the technology structure and the satellite accounts at the same time as it changes demand.</w:t>
+          <w:t xml:space="preserve">The study's analysis year is 2022. The same code was run for 2016 and 2019 so that the sensitivity of the answer to the reference year could be seen, but the three results are a comparison and not a time series, for two reasons. First, version 3.8.2 has a two-year hole in the Danish health block. The output of the health and social work industry runs at 37,163 million euros in 2016 and 38,298 million in 2017, falls to 17,590 million in 2018 and 18,646 million in 2019, then returns to 42,834 million in 2020 and 43,955 million in 2022. Where a Danish national-accounts figure exists to compare against, the table agrees to within 3% in 2016 and in 2022 and reaches only 48% of it in 2019. Because health-care demand in this study is scaled onto that industry's own intermediate structure, a 2019 run on the 2019 table would scale a demand vector roughly twice the size of the industry it is supposed to come from. The 2019 run therefore uses the 2016 background, as does the 2016 run. The defect is specific to a release rather than to a year: versions 3.9.x and 3.10.x report 2019 within 15% of the national accounts but put 2022 at 70% and 36% of it, which is why version 3.8.2 is the release used here. Second, the 2022 run uses the 2022 background, so the step from 2019 to 2022 changes the technology structure and the satellite accounts at the same time as it changes demand.</w:t>
         </w:r>
       </w:ins>
     </w:p>
